--- a/az/discovery-articles/6.29 SMS və ani mesajlaşma.docx
+++ b/az/discovery-articles/6.29 SMS və ani mesajlaşma.docx
@@ -4,580 +4,386 @@
   <w:body>
     <w:p>
       <w:pPr>
-        <w:keepNext/>
-        <w:spacing w:before="280" w:after="120"/>
+        <w:pStyle w:val="Title"/>
+        <w:widowControl/>
       </w:pPr>
       <w:r>
-        <w:rPr>
-          <w:rFonts w:ascii="Calibri" w:hAnsi="Calibri" w:eastAsia="Calibri"/>
-          <w:b/>
-          <w:i w:val="0"/>
-          <w:color w:val="004E8C"/>
-          <w:sz w:val="44"/>
-        </w:rPr>
         <w:t>6.29 SMS və ani mesajlaşma</w:t>
       </w:r>
     </w:p>
     <w:p>
       <w:pPr>
-        <w:spacing w:after="80"/>
+        <w:keepNext/>
+        <w:widowControl/>
       </w:pPr>
       <w:r>
         <w:rPr>
-          <w:rFonts w:ascii="Calibri" w:hAnsi="Calibri" w:eastAsia="Calibri"/>
-          <w:b w:val="0"/>
-          <w:i/>
-          <w:color w:val="505050"/>
-          <w:sz w:val="22"/>
+          <w:sz w:val="20"/>
         </w:rPr>
-        <w:t>6. Rəqəmsal texnologiyalar, kosmos və rabitə</w:t>
-      </w:r>
-    </w:p>
-    <w:p>
-      <w:pPr>
-        <w:spacing w:after="200"/>
-      </w:pPr>
-      <w:r>
-        <w:rPr>
-          <w:rFonts w:ascii="Calibri" w:hAnsi="Calibri" w:eastAsia="Calibri"/>
-          <w:b w:val="0"/>
-          <w:i/>
-          <w:sz w:val="22"/>
-        </w:rPr>
-        <w:t>Dövr: 1992–1993-cü illərdə ilk SMS; 1990–2000-ci illərdə ani mesajlaşma proqramları; sonralar məlumat şəbəkələrində işləyən smartfon söhbət tətbiqləri | Əsas simalar: GSM siqnallaşma mühəndisləri (Fridhelm Hillebrand və həmkarları); erkən ani mesajlaşma xidmətləri; sonrakı mobil söhbət platformaları</w:t>
-      </w:r>
-    </w:p>
-    <w:p>
-      <w:pPr>
-        <w:spacing w:after="160" w:line="276" w:lineRule="auto"/>
-      </w:pPr>
-      <w:r>
-        <w:rPr>
-          <w:rFonts w:ascii="Calibri" w:hAnsi="Calibri" w:eastAsia="Calibri"/>
-          <w:b w:val="0"/>
-          <w:i w:val="0"/>
-          <w:sz w:val="22"/>
-        </w:rPr>
-        <w:t>SMS və ani mesajlaşma telefon və kompüterlər arasında qısa mətnləri, demək olar ki, dərhal çatdırır. 160 işarəlik mesajlardan daim açıq qalan söhbət zəncirlərinə qədər bu texnologiyalar sürətli yazılı ünsiyyəti gündəlik həyata gətirdi.</w:t>
+        <w:t>6 Rəqəmsal texnologiyalar kosmos və rabitə</w:t>
       </w:r>
     </w:p>
     <w:p>
       <w:pPr>
         <w:keepNext/>
-        <w:spacing w:before="240" w:after="120"/>
+        <w:widowControl/>
       </w:pPr>
       <w:r>
         <w:rPr>
-          <w:rFonts w:ascii="Calibri" w:hAnsi="Calibri" w:eastAsia="Calibri"/>
-          <w:b/>
-          <w:i w:val="0"/>
-          <w:color w:val="004E8C"/>
-          <w:sz w:val="28"/>
+          <w:sz w:val="20"/>
         </w:rPr>
-        <w:t>Əsas faktlar</w:t>
+        <w:t>Dövr: təxminən 1992–1993-cü illərdə ilk SMS-lər; 1990–2000-ci illərdə ani mesajlaşma proqramları; sonralar smartfonların internet söhbət tətbiqləri | Əsas iştirakçılar: mobil rabitənin qlobal sistemi — GSM üzrə siqnallaşma mühəndisləri, o cümlədən Fridhelm Hillebrand və həmkarları; erkən ani mesajlaşma xidmətləri; sonrakı mobil platformalar</w:t>
+      </w:r>
+    </w:p>
+    <w:p>
+      <w:pPr>
+        <w:widowControl/>
+      </w:pPr>
+      <w:r>
+        <w:t>SMS və ani mesajlaşma telefon və kompüterlər arasında qısa mətni demək olar ki, dərhal çatdırır. 160 işarəli mesajdan daim açıq söhbətlərə qədər sürətli yazılı ünsiyyəti gündəlik həyatın hissəsinə çevirdi.</w:t>
+      </w:r>
+    </w:p>
+    <w:p>
+      <w:pPr>
+        <w:pStyle w:val="Heading1"/>
+        <w:widowControl/>
+      </w:pPr>
+      <w:r>
+        <w:t>Əsas məlumatlar</w:t>
       </w:r>
     </w:p>
     <w:p>
       <w:pPr>
         <w:pStyle w:val="ListBullet"/>
+        <w:widowControl/>
       </w:pPr>
       <w:r>
-        <w:rPr>
-          <w:rFonts w:ascii="Calibri" w:hAnsi="Calibri" w:eastAsia="Calibri"/>
-          <w:b w:val="0"/>
-          <w:i w:val="0"/>
-          <w:sz w:val="22"/>
-        </w:rPr>
-        <w:t>SMS GSM mobil rabitə standartlarında müəyyən edildi və ilk açıq mesajlar təxminən 1992–1993-cü illərdə göndərildi</w:t>
+        <w:t>Qısa Mesaj Xidməti — SMS, GSM mobil rabitə standartlarında müəyyənləşdirildi; ilk ictimai mesajlar təxminən 1992–1993-cü illərdə göndərildi.</w:t>
       </w:r>
     </w:p>
     <w:p>
       <w:pPr>
         <w:pStyle w:val="ListBullet"/>
+        <w:widowControl/>
       </w:pPr>
       <w:r>
-        <w:rPr>
-          <w:rFonts w:ascii="Calibri" w:hAnsi="Calibri" w:eastAsia="Calibri"/>
-          <w:b w:val="0"/>
-          <w:i w:val="0"/>
-          <w:sz w:val="22"/>
-        </w:rPr>
-        <w:t>Klassik SMS qısa idi — latın əlifbası ilə təxminən 160 işarə — və siqnallaşma kanallarından istifadə edirdi</w:t>
+        <w:t>Klassik SMS latın əlifbalarında təxminən 160 işarə tuturdu və şəbəkənin idarəetmə siqnalları üçün ayrılmış kanallardan istifadə edirdi.</w:t>
       </w:r>
     </w:p>
     <w:p>
       <w:pPr>
         <w:pStyle w:val="ListBullet"/>
+        <w:widowControl/>
       </w:pPr>
       <w:r>
-        <w:rPr>
-          <w:rFonts w:ascii="Calibri" w:hAnsi="Calibri" w:eastAsia="Calibri"/>
-          <w:b w:val="0"/>
-          <w:i w:val="0"/>
-          <w:sz w:val="22"/>
-        </w:rPr>
-        <w:t>1990-cı illərin masaüstü ani mesajlaşma proqramları onlayn statusu, əlaqə siyahılarını və sürətli qarşılıqlı yazışmanı əlavə etdi</w:t>
+        <w:t>1990-cı illərin kompüter mesajlaşma proqramları kimin onlayn olduğunu, əlaqə siyahılarını və sürətli qarşılıqlı yazışmanı əlavə etdi.</w:t>
       </w:r>
     </w:p>
     <w:p>
       <w:pPr>
         <w:pStyle w:val="ListBullet"/>
+        <w:widowControl/>
       </w:pPr>
       <w:r>
-        <w:rPr>
-          <w:rFonts w:ascii="Calibri" w:hAnsi="Calibri" w:eastAsia="Calibri"/>
-          <w:b w:val="0"/>
-          <w:i w:val="0"/>
-          <w:sz w:val="22"/>
-        </w:rPr>
-        <w:t>Sonralar smartfon tətbiqləri internet bağlantısı üzərindən mətnlə yanaşı, şəkil və səsli mesaj da göndərməyə başladı</w:t>
+        <w:t>Sonra smartfon tətbiqləri internetlə mətn, şəkil və səsli mesaj ötürdü.</w:t>
       </w:r>
     </w:p>
     <w:p>
       <w:pPr>
         <w:pStyle w:val="ListBullet"/>
+        <w:widowControl/>
       </w:pPr>
       <w:r>
-        <w:rPr>
-          <w:rFonts w:ascii="Calibri" w:hAnsi="Calibri" w:eastAsia="Calibri"/>
-          <w:b w:val="0"/>
-          <w:i w:val="0"/>
-          <w:sz w:val="22"/>
-        </w:rPr>
-        <w:t>Mətnlə ünsiyyət mədəniyyəti bütün dünyada etiket qaydalarını, ictimai fəallığı və müştəri bildirişlərini yenidən formalaşdırdı</w:t>
+        <w:t>Mesajlaşma mədəniyyəti dünyada ünsiyyət qaydalarını, ictimai fəallığı və müştəri bildirişlərini dəyişdirdi.</w:t>
       </w:r>
     </w:p>
     <w:p>
       <w:pPr>
-        <w:keepNext/>
-        <w:spacing w:before="240" w:after="120"/>
+        <w:pStyle w:val="Heading1"/>
+        <w:widowControl/>
       </w:pPr>
       <w:r>
-        <w:rPr>
-          <w:rFonts w:ascii="Calibri" w:hAnsi="Calibri" w:eastAsia="Calibri"/>
-          <w:b/>
-          <w:i w:val="0"/>
-          <w:color w:val="004E8C"/>
-          <w:sz w:val="28"/>
-        </w:rPr>
         <w:t>Bu nədir</w:t>
       </w:r>
     </w:p>
     <w:p>
       <w:pPr>
-        <w:spacing w:after="160" w:line="276" w:lineRule="auto"/>
+        <w:widowControl/>
       </w:pPr>
       <w:r>
-        <w:rPr>
-          <w:rFonts w:ascii="Calibri" w:hAnsi="Calibri" w:eastAsia="Calibri"/>
-          <w:b w:val="0"/>
-          <w:i w:val="0"/>
-          <w:sz w:val="22"/>
-        </w:rPr>
-        <w:t>SMS mobil şəbəkələrdə qısa mətnləri, ilkin olaraq siqnallaşma kanalının boş tutumundan istifadə etməklə daşıyan Qısa Mesaj Xidmətidir. Ani mesajlaşma isə kimin onlayn olduğunu göstərən və çox vaxt internet üzərindən canlı söhbət zəncirində mesaj mübadiləsi aparan daha geniş tətbiqlər ailəsidir. Hər ikisi rəsmi məktub üslubundan çox sürətə və yığcamlığa üstünlük verir. Sadə dillə desək, bunlar saniyələr içində ünvana çatan yazılı söhbətdir.</w:t>
+        <w:t>SMS mobil şəbəkədə qısa mətn daşıyan xidmətdir; əvvəlcə siqnallaşma kanalının boş imkanlarından istifadə edirdi. Ani mesajlaşma isə kimin şəbəkədə olduğunu göstərən və çox vaxt internet üzərindən canlı söhbət axınında mətn mübadiləsi edən daha geniş tətbiq ailəsidir. Hər ikisində rəsmi məktubdan çox sürət və qısalıq önəmlidir. Sadə desək, saniyələr içində çatan yazılı söhbətdir.</w:t>
       </w:r>
     </w:p>
     <w:p>
       <w:pPr>
-        <w:keepNext/>
-        <w:spacing w:before="240" w:after="120"/>
+        <w:pStyle w:val="Heading1"/>
+        <w:widowControl/>
       </w:pPr>
       <w:r>
-        <w:rPr>
-          <w:rFonts w:ascii="Calibri" w:hAnsi="Calibri" w:eastAsia="Calibri"/>
-          <w:b/>
-          <w:i w:val="0"/>
-          <w:color w:val="004E8C"/>
-          <w:sz w:val="28"/>
-        </w:rPr>
-        <w:t>Onu kim kəşf və ya ixtira edib</w:t>
+        <w:t>Kim kəşf edib və ya yaradıb</w:t>
       </w:r>
     </w:p>
     <w:p>
       <w:pPr>
-        <w:spacing w:after="160" w:line="276" w:lineRule="auto"/>
+        <w:widowControl/>
       </w:pPr>
       <w:r>
-        <w:rPr>
-          <w:rFonts w:ascii="Calibri" w:hAnsi="Calibri" w:eastAsia="Calibri"/>
-          <w:b w:val="0"/>
-          <w:i w:val="0"/>
-          <w:sz w:val="22"/>
-        </w:rPr>
-        <w:t>GSM komitələri və Fridhelm Hillebrand kimi mühəndislər SMS-in şəbəkə funksiyası kimi müəyyənləşdirilməsinə kömək etdilər. Mobil operatorlar və telefon istehsalçıları mesaj göndərib-qəbul etmə imkanını həyata keçirdilər. Ayrı-ayrı proqram şirkətləri kompüterlər üçün ICQ, AIM və başqa ani mesajlaşma proqramları hazırladı. Sonrakı platformalar SMS vərdişlərini internet əsaslı söhbətlə birləşdirdi. Buna görə də uğur həm standartlara, həm də konkret məhsullara aiddir.</w:t>
+        <w:t>GSM komitələri və Fridhelm Hillebrand kimi mühəndislər SMS-i şəbəkə xidməti kimi müəyyənləşdirməyə kömək etdilər. Operatorlar və telefon istehsalçıları göndərmə və qəbul imkanlarını qurdu. Ayrı proqram şirkətləri fərdi kompüterlər üçün ICQ — adı ingiliscə «I seek you», yəni «səni axtarıram» ifadəsini səsləndirir — və AOL Instant Messenger, qısaca AIM kimi ani mesajlaşma proqramları yaratdı. Sonrakı platformalar SMS vərdişlərini internet söhbəti ilə birləşdirdi. Nəticə həm standartların, həm də məhsulların birgə töhfəsidir.</w:t>
       </w:r>
     </w:p>
     <w:p>
       <w:pPr>
-        <w:keepNext/>
-        <w:spacing w:before="240" w:after="120"/>
+        <w:pStyle w:val="Heading1"/>
+        <w:widowControl/>
       </w:pPr>
       <w:r>
-        <w:rPr>
-          <w:rFonts w:ascii="Calibri" w:hAnsi="Calibri" w:eastAsia="Calibri"/>
-          <w:b/>
-          <w:i w:val="0"/>
-          <w:color w:val="004E8C"/>
-          <w:sz w:val="28"/>
-        </w:rPr>
-        <w:t>Nə vaxt və necə meydana gəlib</w:t>
+        <w:t>Nə vaxt və necə yaranıb</w:t>
       </w:r>
     </w:p>
     <w:p>
       <w:pPr>
-        <w:spacing w:after="160" w:line="276" w:lineRule="auto"/>
+        <w:widowControl/>
       </w:pPr>
       <w:r>
-        <w:rPr>
-          <w:rFonts w:ascii="Calibri" w:hAnsi="Calibri" w:eastAsia="Calibri"/>
-          <w:b w:val="0"/>
-          <w:i w:val="0"/>
-          <w:sz w:val="22"/>
-        </w:rPr>
-        <w:t>1990-cı illərin əvvəllərindəki SMS nümayişlərindən sonra əvvəlcədən ödənişli telefonlar və yeniyetmələr arasında yaranan mesajlaşma mədəniyyəti 1990-cı illərin sonu–2000-ci illərdə bu xidməti kütləviləşdirdi. Eyni dövrdə ani mesajlaşma ofis daxili şəbəkələr və telefon xətti ilə internet bağlantısı üzərindən yayıldı. Smartfonlar hər iki üsulu bildirişlərə əsaslanan tətbiqlərdə birləşdirdi; internet əsaslı messencerlər operatorların SMS xidməti ilə rəqabətə başladı. Emoji, oxunma bildirişi və qrup söhbəti bu ünsiyyət formasının imkanlarını artırdı. Dostlar gündəlik planlarını razılaşdırmaq üçün telefon zəngi əvəzinə mesaj zəncirindən istifadə etməyə başladılar.</w:t>
+        <w:t>1990-cı illərin əvvəllərindəki SMS nümayişlərindən sonra əvvəlcədən ödənişli telefonlar və yeniyetmə mədəniyyəti 1990-cı illərin sonu–2000-ci illərdə mesajlaşmanı sürətlə yaydı. Eyni vaxtda ani mesajlaşma ofis lokal şəbəkələri və telefon xətti ilə internet üzərindən inkişaf edirdi. Smartfonlar hər ikisini bildirişlərə əsaslanan tətbiqlərə yığdı; internet mesajlaşması operatorun SMS xidməti ilə rəqabətə girdi. Emojilər, oxundu bildirişləri və qrup söhbətləri imkanları genişləndirdi. Dostların planlaşdırma ilə bağlı bir çox zəngini yazışma əvəz etdi.</w:t>
       </w:r>
     </w:p>
     <w:p>
       <w:pPr>
-        <w:keepNext/>
-        <w:spacing w:before="240" w:after="120"/>
+        <w:pStyle w:val="Heading1"/>
+        <w:widowControl/>
       </w:pPr>
       <w:r>
-        <w:rPr>
-          <w:rFonts w:ascii="Calibri" w:hAnsi="Calibri" w:eastAsia="Calibri"/>
-          <w:b/>
-          <w:i w:val="0"/>
-          <w:color w:val="004E8C"/>
-          <w:sz w:val="28"/>
-        </w:rPr>
-        <w:t>Elmi baxımdan əhəmiyyəti</w:t>
+        <w:t>Elm üçün əhəmiyyəti</w:t>
       </w:r>
     </w:p>
     <w:p>
       <w:pPr>
-        <w:spacing w:after="160" w:line="276" w:lineRule="auto"/>
+        <w:widowControl/>
       </w:pPr>
       <w:r>
-        <w:rPr>
-          <w:rFonts w:ascii="Calibri" w:hAnsi="Calibri" w:eastAsia="Calibri"/>
-          <w:b w:val="0"/>
-          <w:i w:val="0"/>
-          <w:sz w:val="22"/>
-        </w:rPr>
-        <w:t>SMS məhdud tutumlu radio kanallarında və rouminq razılaşmaları şəraitində etibarlı “saxla və ötür” sisteminin qurulmasını tələb etdi. Ani mesajlaşma tədqiqatlarında onlayn status, eyni vaxtlı ünsiyyət və sosial əlaqələr qrafının quruluşu araşdırıldı. Dilçilər ixtisarları və emojiləri məlumat kimi təhlil etdilər. Elmi baxımdan qısa mesajlaşma yığcamlaşdırılmış insan ünsiyyətini öyrənmək üçün təbii təcrübədir.</w:t>
+        <w:t>SMS məhdud radio kanallarında etibarlı saxla-və-ötür mexanizmini və başqa operatorun şəbəkəsindən istifadəni təmin edən rouminq razılaşmalarını tələb etdi. Ani mesajlaşma tədqiqatları onlayn mövcudluğu, eyni vaxtlı fəaliyyəti və sosial əlaqələrin quruluşunu öyrəndi. Dilçilər qısaltmaları və emojiləri məlumat kimi araşdırdılar. Qısa mesajlaşma yığcam insan ünsiyyəti üzrə təbii təcrübədir.</w:t>
       </w:r>
     </w:p>
     <w:p>
       <w:pPr>
-        <w:keepNext/>
-        <w:spacing w:before="240" w:after="120"/>
+        <w:pStyle w:val="Heading1"/>
+        <w:widowControl/>
       </w:pPr>
       <w:r>
-        <w:rPr>
-          <w:rFonts w:ascii="Calibri" w:hAnsi="Calibri" w:eastAsia="Calibri"/>
-          <w:b/>
-          <w:i w:val="0"/>
-          <w:color w:val="004E8C"/>
-          <w:sz w:val="28"/>
-        </w:rPr>
-        <w:t>Sonrakı inkişaflara necə təsir göstərib</w:t>
+        <w:t>Sonrakı inkişafa təsiri</w:t>
       </w:r>
     </w:p>
     <w:p>
       <w:pPr>
-        <w:spacing w:after="160" w:line="276" w:lineRule="auto"/>
+        <w:widowControl/>
       </w:pPr>
       <w:r>
-        <w:rPr>
-          <w:rFonts w:ascii="Calibri" w:hAnsi="Calibri" w:eastAsia="Calibri"/>
-          <w:b w:val="0"/>
-          <w:i w:val="0"/>
-          <w:sz w:val="22"/>
-        </w:rPr>
-        <w:t>İkimərhələli təsdiq kodları, görüş xatırlatmaları və fəlakət xəbərdarlıqları SMS-in etibarlılığına əsaslanır. Çatbotlar və müştəri xidməti sistemləri ani mesajlaşma interfeysini təkrarlayır. Push-bildirişlər yeni mesajın söhbəti yarıda kəsməsi modelini mənimsəyib. Sosial şəbəkələr daim əlçatan söhbət zəncirini bu texnologiyadan götürüb.</w:t>
+        <w:t>İki mərhələli kimlik yoxlamasının kodları, görüş xatırlatmaları və fəlakət xəbərdarlıqları SMS-in etibarlılığından istifadə edir. Çatbotlar və müştəri dəstəyi ani mesajlaşma interfeysini mənimsədi. Ekrana birbaşa gələn bildirişlər yeni mesajın diqqəti bölməsi modelini davam etdirir. Sosial şəbəkələr daim əlçatan söhbət axınını özünə götürdü.</w:t>
       </w:r>
     </w:p>
     <w:p>
       <w:pPr>
-        <w:keepNext/>
-        <w:spacing w:before="240" w:after="120"/>
+        <w:pStyle w:val="Heading1"/>
+        <w:widowControl/>
       </w:pPr>
       <w:r>
-        <w:rPr>
-          <w:rFonts w:ascii="Calibri" w:hAnsi="Calibri" w:eastAsia="Calibri"/>
-          <w:b/>
-          <w:i w:val="0"/>
-          <w:color w:val="004E8C"/>
-          <w:sz w:val="28"/>
-        </w:rPr>
         <w:t>İnsan həyatını necə dəyişib</w:t>
       </w:r>
     </w:p>
     <w:p>
       <w:pPr>
-        <w:spacing w:after="160" w:line="276" w:lineRule="auto"/>
+        <w:widowControl/>
       </w:pPr>
       <w:r>
-        <w:rPr>
-          <w:rFonts w:ascii="Calibri" w:hAnsi="Calibri" w:eastAsia="Calibri"/>
-          <w:b w:val="0"/>
-          <w:i w:val="0"/>
-          <w:sz w:val="22"/>
-        </w:rPr>
-        <w:t>Planları telefon zəngi etmədən razılaşdırmaq mümkün oldu, başqa ölkələrdə yaşayan ailələr ucuz əlaqə saxladı, iş yerlərində sürətli mesajlar artdı və iş saatından sonrakı şəxsi vaxta da yayıldı. Səs tonunun eşidilməməsi anlaşılmazlıqları çoxaltdı, dələduzluq mesajları yarandı. Diqqət bildiriş nişanları arasında parçalandı. Bununla belə, bütöv bir nəsil üçün “mənə mesaj yaz” gündəlik münasibətləri birləşdirən əsas ifadəyə çevrildi.</w:t>
+        <w:t>Planlar zəngsiz razılaşdırıldı, diaspor ailələri ucuz əlaqə saxladı, iş yerləri sürətli mesajlaşma qazandı. Eyni zamanda, iş saatlarından kənar müraciətlər artdı. Səs tonu görünmədiyindən anlaşılmazlıqlar, mətnlə gələn dələduzluq da çoxaldı. Diqqət oxunmamış mesaj sayları arasında bölündü. Yenə də bir nəsil üçün «mənə yaz» gündəlik əlaqənin əsas ifadəsinə çevrildi.</w:t>
       </w:r>
     </w:p>
     <w:p>
       <w:pPr>
-        <w:keepNext/>
-        <w:spacing w:before="240" w:after="120"/>
+        <w:pStyle w:val="Heading1"/>
+        <w:widowControl/>
       </w:pPr>
       <w:r>
-        <w:rPr>
-          <w:rFonts w:ascii="Calibri" w:hAnsi="Calibri" w:eastAsia="Calibri"/>
-          <w:b/>
-          <w:i w:val="0"/>
-          <w:color w:val="004E8C"/>
-          <w:sz w:val="28"/>
-        </w:rPr>
         <w:t>Mənbələr və istinadlar</w:t>
       </w:r>
     </w:p>
     <w:p>
       <w:pPr>
-        <w:keepNext/>
-        <w:spacing w:before="240" w:after="120"/>
+        <w:pStyle w:val="Heading2"/>
+        <w:widowControl/>
       </w:pPr>
       <w:r>
         <w:rPr>
-          <w:rFonts w:ascii="Calibri" w:hAnsi="Calibri" w:eastAsia="Calibri"/>
-          <w:b/>
-          <w:i w:val="0"/>
-          <w:color w:val="004E8C"/>
-          <w:sz w:val="24"/>
+          <w:sz w:val="20"/>
         </w:rPr>
-        <w:t>A. Kitablar və əsas elmi əsərlər</w:t>
+        <w:t>A Kitablar və əsas elmi əsərlər</w:t>
       </w:r>
     </w:p>
     <w:p>
       <w:pPr>
-        <w:spacing w:after="80"/>
-        <w:ind w:left="360"/>
+        <w:widowControl/>
       </w:pPr>
       <w:r>
         <w:rPr>
-          <w:rFonts w:ascii="Calibri" w:hAnsi="Calibri" w:eastAsia="Calibri"/>
-          <w:b w:val="0"/>
-          <w:i w:val="0"/>
-          <w:sz w:val="22"/>
+          <w:sz w:val="20"/>
         </w:rPr>
         <w:t>1. Hillebrand, Friedhelm, ed. Short Message Service (SMS): The Creation of Personal Global Text Messaging. Chichester: Wiley, 2010.</w:t>
       </w:r>
     </w:p>
     <w:p>
       <w:pPr>
-        <w:keepNext/>
-        <w:spacing w:before="240" w:after="120"/>
+        <w:pStyle w:val="Heading2"/>
+        <w:widowControl/>
       </w:pPr>
       <w:r>
         <w:rPr>
-          <w:rFonts w:ascii="Calibri" w:hAnsi="Calibri" w:eastAsia="Calibri"/>
-          <w:b/>
-          <w:i w:val="0"/>
-          <w:color w:val="004E8C"/>
-          <w:sz w:val="24"/>
+          <w:sz w:val="20"/>
         </w:rPr>
-        <w:t>C. Təşkilatların materialları və ensiklopedik mənbələr</w:t>
+        <w:t>C Qurumların materialları və ensiklopedik mənbələr</w:t>
       </w:r>
     </w:p>
     <w:p>
       <w:pPr>
-        <w:spacing w:after="80"/>
-        <w:ind w:left="360"/>
+        <w:widowControl/>
       </w:pPr>
       <w:r>
         <w:rPr>
-          <w:rFonts w:ascii="Calibri" w:hAnsi="Calibri" w:eastAsia="Calibri"/>
-          <w:b w:val="0"/>
-          <w:i w:val="0"/>
-          <w:sz w:val="22"/>
+          <w:sz w:val="20"/>
         </w:rPr>
-        <w:t>1. Encyclopaedia Britannica. “Text messaging” (“Mətn mesajlaşması”).</w:t>
-      </w:r>
-      <w:r>
-        <w:rPr>
-          <w:rFonts w:ascii="Calibri" w:hAnsi="Calibri" w:eastAsia="Calibri"/>
-          <w:b w:val="0"/>
-          <w:i w:val="0"/>
-          <w:sz w:val="22"/>
-        </w:rPr>
-        <w:t xml:space="preserve"> </w:t>
+        <w:t xml:space="preserve">1. Encyclopaedia Britannica. 'Text messaging.' </w:t>
       </w:r>
       <w:hyperlink r:id="rId9">
         <w:r>
           <w:rPr>
-            <w:rFonts w:ascii="Calibri" w:hAnsi="Calibri" w:eastAsia="Calibri"/>
-            <w:b w:val="0"/>
-            <w:i w:val="0"/>
-            <w:sz w:val="22"/>
-            <w:color w:val="0563C1"/>
-            <w:u w:val="single"/>
+            <w:sz w:val="20"/>
           </w:rPr>
           <w:t>https://www.britannica.com/technology/text-messaging</w:t>
         </w:r>
       </w:hyperlink>
-    </w:p>
-    <w:p>
-      <w:pPr>
-        <w:keepNext/>
-        <w:spacing w:before="240" w:after="120"/>
-      </w:pPr>
       <w:r>
         <w:rPr>
-          <w:rFonts w:ascii="Calibri" w:hAnsi="Calibri" w:eastAsia="Calibri"/>
-          <w:b/>
-          <w:i w:val="0"/>
-          <w:color w:val="004E8C"/>
-          <w:sz w:val="24"/>
+          <w:sz w:val="20"/>
         </w:rPr>
-        <w:t>D. Muzey, arxiv və kitabxana materialları</w:t>
       </w:r>
     </w:p>
     <w:p>
       <w:pPr>
-        <w:spacing w:after="80"/>
-        <w:ind w:left="360"/>
+        <w:pStyle w:val="Heading2"/>
+        <w:widowControl/>
       </w:pPr>
       <w:r>
         <w:rPr>
-          <w:rFonts w:ascii="Calibri" w:hAnsi="Calibri" w:eastAsia="Calibri"/>
-          <w:b w:val="0"/>
-          <w:i w:val="0"/>
-          <w:sz w:val="22"/>
+          <w:sz w:val="20"/>
         </w:rPr>
-        <w:t>1. Computer History Museum. Mobil rabitə və mesajlaşmaya dair materiallar.</w:t>
+        <w:t>D Muzey arxiv və kitabxana materialları</w:t>
       </w:r>
+    </w:p>
+    <w:p>
+      <w:pPr>
+        <w:widowControl/>
+      </w:pPr>
       <w:r>
         <w:rPr>
-          <w:rFonts w:ascii="Calibri" w:hAnsi="Calibri" w:eastAsia="Calibri"/>
-          <w:b w:val="0"/>
-          <w:i w:val="0"/>
-          <w:sz w:val="22"/>
+          <w:sz w:val="20"/>
         </w:rPr>
-        <w:t xml:space="preserve"> </w:t>
+        <w:t xml:space="preserve">1. Computer History Museum. Mobile communications and messaging resources. </w:t>
       </w:r>
       <w:hyperlink r:id="rId10">
         <w:r>
           <w:rPr>
-            <w:rFonts w:ascii="Calibri" w:hAnsi="Calibri" w:eastAsia="Calibri"/>
-            <w:b w:val="0"/>
-            <w:i w:val="0"/>
-            <w:sz w:val="22"/>
-            <w:color w:val="0563C1"/>
-            <w:u w:val="single"/>
+            <w:sz w:val="20"/>
           </w:rPr>
           <w:t>https://www.computerhistory.org/</w:t>
         </w:r>
       </w:hyperlink>
+      <w:r>
+        <w:rPr>
+          <w:sz w:val="20"/>
+        </w:rPr>
+      </w:r>
     </w:p>
     <w:p>
       <w:pPr>
-        <w:spacing w:after="80"/>
-        <w:ind w:left="360"/>
+        <w:widowControl/>
       </w:pPr>
       <w:r>
         <w:rPr>
-          <w:rFonts w:ascii="Calibri" w:hAnsi="Calibri" w:eastAsia="Calibri"/>
-          <w:b w:val="0"/>
-          <w:i w:val="0"/>
-          <w:sz w:val="22"/>
+          <w:sz w:val="20"/>
         </w:rPr>
-        <w:t>2. Science Museum (London). Mobil telefon və mesajlaşma eksponatları.</w:t>
-      </w:r>
-      <w:r>
-        <w:rPr>
-          <w:rFonts w:ascii="Calibri" w:hAnsi="Calibri" w:eastAsia="Calibri"/>
-          <w:b w:val="0"/>
-          <w:i w:val="0"/>
-          <w:sz w:val="22"/>
-        </w:rPr>
-        <w:t xml:space="preserve"> </w:t>
+        <w:t xml:space="preserve">2. Science Museum (London). Mobile phone and messaging objects. </w:t>
       </w:r>
       <w:hyperlink r:id="rId11">
         <w:r>
           <w:rPr>
-            <w:rFonts w:ascii="Calibri" w:hAnsi="Calibri" w:eastAsia="Calibri"/>
-            <w:b w:val="0"/>
-            <w:i w:val="0"/>
-            <w:sz w:val="22"/>
-            <w:color w:val="0563C1"/>
-            <w:u w:val="single"/>
+            <w:sz w:val="20"/>
           </w:rPr>
           <w:t>https://www.sciencemuseum.org.uk/objects-and-stories</w:t>
         </w:r>
       </w:hyperlink>
-    </w:p>
-    <w:p>
-      <w:pPr>
-        <w:keepNext/>
-        <w:spacing w:before="240" w:after="120"/>
-      </w:pPr>
       <w:r>
         <w:rPr>
-          <w:rFonts w:ascii="Calibri" w:hAnsi="Calibri" w:eastAsia="Calibri"/>
-          <w:b/>
-          <w:i w:val="0"/>
-          <w:color w:val="004E8C"/>
-          <w:sz w:val="24"/>
+          <w:sz w:val="20"/>
         </w:rPr>
-        <w:t>J. Mətbuat, populyar elmi və ümumi məlumat mənbələri</w:t>
       </w:r>
     </w:p>
     <w:p>
       <w:pPr>
-        <w:spacing w:after="80"/>
-        <w:ind w:left="360"/>
+        <w:pStyle w:val="Heading2"/>
+        <w:widowControl/>
       </w:pPr>
       <w:r>
         <w:rPr>
-          <w:rFonts w:ascii="Calibri" w:hAnsi="Calibri" w:eastAsia="Calibri"/>
-          <w:b w:val="0"/>
-          <w:i w:val="0"/>
-          <w:sz w:val="22"/>
+          <w:sz w:val="20"/>
         </w:rPr>
-        <w:t>1. BBC News. “Merry Christmas: the first SMS text message” (“Merry Christmas: ilk SMS mətni”).</w:t>
+        <w:t>J Mətbuat elmi kütləvi nəşrlər və ümumi mənbələr</w:t>
       </w:r>
+    </w:p>
+    <w:p>
+      <w:pPr>
+        <w:widowControl/>
+      </w:pPr>
       <w:r>
         <w:rPr>
-          <w:rFonts w:ascii="Calibri" w:hAnsi="Calibri" w:eastAsia="Calibri"/>
-          <w:b w:val="0"/>
-          <w:i w:val="0"/>
-          <w:sz w:val="22"/>
+          <w:sz w:val="20"/>
         </w:rPr>
-        <w:t xml:space="preserve"> </w:t>
+        <w:t xml:space="preserve">1. BBC News. 'Merry Christmas: the first SMS text message.' </w:t>
       </w:r>
       <w:hyperlink r:id="rId12">
         <w:r>
           <w:rPr>
-            <w:rFonts w:ascii="Calibri" w:hAnsi="Calibri" w:eastAsia="Calibri"/>
-            <w:b w:val="0"/>
-            <w:i w:val="0"/>
-            <w:sz w:val="22"/>
-            <w:color w:val="0563C1"/>
-            <w:u w:val="single"/>
+            <w:sz w:val="20"/>
           </w:rPr>
           <w:t>https://www.bbc.com/news/technology-20555620</w:t>
         </w:r>
       </w:hyperlink>
+      <w:r>
+        <w:rPr>
+          <w:sz w:val="20"/>
+        </w:rPr>
+      </w:r>
     </w:p>
     <w:sectPr>
-      <w:pgSz w:w="12240" w:h="15840"/>
-      <w:pgMar w:top="1296" w:right="1440" w:bottom="1296" w:left="1440" w:header="720" w:footer="720" w:gutter="0"/>
+      <w:footerReference w:type="default" r:id="rId13"/>
+      <w:pgSz w:w="11906" w:h="16838"/>
+      <w:pgMar w:top="1020" w:right="1134" w:bottom="1020" w:left="1134" w:header="720" w:footer="720" w:gutter="0"/>
       <w:cols w:space="720"/>
       <w:docGrid w:linePitch="360"/>
     </w:sectPr>
   </w:body>
 </w:document>
+</file>
+
+<file path=word/footer1.xml><?xml version="1.0" encoding="utf-8"?>
+<w:ftr xmlns:m="http://schemas.openxmlformats.org/officeDocument/2006/math" xmlns:mc="http://schemas.openxmlformats.org/markup-compatibility/2006" xmlns:mo="http://schemas.microsoft.com/office/mac/office/2008/main" xmlns:mv="urn:schemas-microsoft-com:mac:vml" xmlns:o="urn:schemas-microsoft-com:office:office" xmlns:r="http://schemas.openxmlformats.org/officeDocument/2006/relationships" xmlns:v="urn:schemas-microsoft-com:vml" xmlns:w10="urn:schemas-microsoft-com:office:word" xmlns:w14="http://schemas.microsoft.com/office/word/2010/wordml" xmlns:w="http://schemas.openxmlformats.org/wordprocessingml/2006/main" xmlns:wne="http://schemas.microsoft.com/office/word/2006/wordml" xmlns:wp14="http://schemas.microsoft.com/office/word/2010/wordprocessingDrawing" xmlns:wp="http://schemas.openxmlformats.org/drawingml/2006/wordprocessingDrawing" xmlns:wpc="http://schemas.microsoft.com/office/word/2010/wordprocessingCanvas" xmlns:wpg="http://schemas.microsoft.com/office/word/2010/wordprocessingGroup" xmlns:wpi="http://schemas.microsoft.com/office/word/2010/wordprocessingInk" xmlns:wps="http://schemas.microsoft.com/office/word/2010/wordprocessingShape" mc:Ignorable="w14 wp14">
+  <w:p>
+    <w:pPr>
+      <w:pStyle w:val="Footer"/>
+      <w:jc w:val="right"/>
+    </w:pPr>
+    <w:fldSimple w:instr="PAGE"/>
+  </w:p>
+</w:ftr>
 </file>
 
 <file path=word/numbering.xml><?xml version="1.0" encoding="utf-8"?>
@@ -788,7 +594,7 @@
   <w:docDefaults>
     <w:rPrDefault>
       <w:rPr>
-        <w:rFonts w:asciiTheme="minorHAnsi" w:eastAsiaTheme="minorEastAsia" w:hAnsiTheme="minorHAnsi" w:cstheme="minorBidi"/>
+        <w:rFonts/>
         <w:sz w:val="22"/>
         <w:szCs w:val="22"/>
         <w:lang w:val="en-US" w:eastAsia="en-US" w:bidi="ar-SA"/>
@@ -943,6 +749,15 @@
     <w:name w:val="Normal"/>
     <w:qFormat/>
     <w:rsid w:val="00FC693F"/>
+    <w:pPr>
+      <w:spacing w:after="120" w:line="259" w:lineRule="auto"/>
+    </w:pPr>
+    <w:rPr>
+      <w:rFonts w:ascii="Times New Roman" w:hAnsi="Times New Roman"/>
+      <w:color w:val="000000"/>
+      <w:sz w:val="24"/>
+      <w:lang w:val="az-Latn-AZ"/>
+    </w:rPr>
   </w:style>
   <w:style w:type="paragraph" w:styleId="Header">
     <w:name w:val="header"/>
@@ -999,16 +814,17 @@
     <w:pPr>
       <w:keepNext/>
       <w:keepLines/>
-      <w:spacing w:before="480" w:after="0"/>
+      <w:spacing w:before="480" w:after="120" w:line="259" w:lineRule="auto"/>
       <w:outlineLvl w:val="0"/>
     </w:pPr>
     <w:rPr>
-      <w:rFonts w:asciiTheme="majorHAnsi" w:eastAsiaTheme="majorEastAsia" w:hAnsiTheme="majorHAnsi" w:cstheme="majorBidi"/>
+      <w:rFonts w:ascii="Times New Roman" w:hAnsi="Times New Roman"/>
       <w:b/>
       <w:bCs/>
-      <w:color w:val="365F91" w:themeColor="accent1" w:themeShade="BF"/>
-      <w:sz w:val="28"/>
+      <w:color w:val="000000"/>
+      <w:sz w:val="26"/>
       <w:szCs w:val="28"/>
+      <w:lang w:val="az-Latn-AZ"/>
     </w:rPr>
   </w:style>
   <w:style w:type="paragraph" w:styleId="Heading2">
@@ -1023,16 +839,17 @@
     <w:pPr>
       <w:keepNext/>
       <w:keepLines/>
-      <w:spacing w:before="200" w:after="0"/>
+      <w:spacing w:before="200" w:after="120" w:line="259" w:lineRule="auto"/>
       <w:outlineLvl w:val="1"/>
     </w:pPr>
     <w:rPr>
-      <w:rFonts w:asciiTheme="majorHAnsi" w:eastAsiaTheme="majorEastAsia" w:hAnsiTheme="majorHAnsi" w:cstheme="majorBidi"/>
+      <w:rFonts w:ascii="Times New Roman" w:hAnsi="Times New Roman"/>
       <w:b/>
       <w:bCs/>
-      <w:color w:val="4F81BD" w:themeColor="accent1"/>
+      <w:color w:val="000000"/>
       <w:sz w:val="26"/>
       <w:szCs w:val="26"/>
+      <w:lang w:val="az-Latn-AZ"/>
     </w:rPr>
   </w:style>
   <w:style w:type="paragraph" w:styleId="Heading3">
@@ -1051,7 +868,7 @@
       <w:outlineLvl w:val="2"/>
     </w:pPr>
     <w:rPr>
-      <w:rFonts w:asciiTheme="majorHAnsi" w:eastAsiaTheme="majorEastAsia" w:hAnsiTheme="majorHAnsi" w:cstheme="majorBidi"/>
+      <w:rFonts/>
       <w:b/>
       <w:bCs/>
       <w:color w:val="4F81BD" w:themeColor="accent1"/>
@@ -1074,7 +891,7 @@
       <w:outlineLvl w:val="3"/>
     </w:pPr>
     <w:rPr>
-      <w:rFonts w:asciiTheme="majorHAnsi" w:eastAsiaTheme="majorEastAsia" w:hAnsiTheme="majorHAnsi" w:cstheme="majorBidi"/>
+      <w:rFonts/>
       <w:b/>
       <w:bCs/>
       <w:i/>
@@ -1099,7 +916,7 @@
       <w:outlineLvl w:val="4"/>
     </w:pPr>
     <w:rPr>
-      <w:rFonts w:asciiTheme="majorHAnsi" w:eastAsiaTheme="majorEastAsia" w:hAnsiTheme="majorHAnsi" w:cstheme="majorBidi"/>
+      <w:rFonts/>
       <w:color w:val="243F60" w:themeColor="accent1" w:themeShade="7F"/>
     </w:rPr>
   </w:style>
@@ -1120,7 +937,7 @@
       <w:outlineLvl w:val="5"/>
     </w:pPr>
     <w:rPr>
-      <w:rFonts w:asciiTheme="majorHAnsi" w:eastAsiaTheme="majorEastAsia" w:hAnsiTheme="majorHAnsi" w:cstheme="majorBidi"/>
+      <w:rFonts/>
       <w:i/>
       <w:iCs/>
       <w:color w:val="243F60" w:themeColor="accent1" w:themeShade="7F"/>
@@ -1143,7 +960,7 @@
       <w:outlineLvl w:val="6"/>
     </w:pPr>
     <w:rPr>
-      <w:rFonts w:asciiTheme="majorHAnsi" w:eastAsiaTheme="majorEastAsia" w:hAnsiTheme="majorHAnsi" w:cstheme="majorBidi"/>
+      <w:rFonts/>
       <w:i/>
       <w:iCs/>
       <w:color w:val="404040" w:themeColor="text1" w:themeTint="BF"/>
@@ -1166,7 +983,7 @@
       <w:outlineLvl w:val="7"/>
     </w:pPr>
     <w:rPr>
-      <w:rFonts w:asciiTheme="majorHAnsi" w:eastAsiaTheme="majorEastAsia" w:hAnsiTheme="majorHAnsi" w:cstheme="majorBidi"/>
+      <w:rFonts/>
       <w:color w:val="4F81BD" w:themeColor="accent1"/>
       <w:sz w:val="20"/>
       <w:szCs w:val="20"/>
@@ -1189,7 +1006,7 @@
       <w:outlineLvl w:val="8"/>
     </w:pPr>
     <w:rPr>
-      <w:rFonts w:asciiTheme="majorHAnsi" w:eastAsiaTheme="majorEastAsia" w:hAnsiTheme="majorHAnsi" w:cstheme="majorBidi"/>
+      <w:rFonts/>
       <w:i/>
       <w:iCs/>
       <w:color w:val="404040" w:themeColor="text1" w:themeTint="BF"/>
@@ -1240,7 +1057,7 @@
     <w:uiPriority w:val="9"/>
     <w:rsid w:val="00FC693F"/>
     <w:rPr>
-      <w:rFonts w:asciiTheme="majorHAnsi" w:eastAsiaTheme="majorEastAsia" w:hAnsiTheme="majorHAnsi" w:cstheme="majorBidi"/>
+      <w:rFonts/>
       <w:b/>
       <w:bCs/>
       <w:color w:val="365F91" w:themeColor="accent1" w:themeShade="BF"/>
@@ -1255,7 +1072,7 @@
     <w:uiPriority w:val="9"/>
     <w:rsid w:val="00FC693F"/>
     <w:rPr>
-      <w:rFonts w:asciiTheme="majorHAnsi" w:eastAsiaTheme="majorEastAsia" w:hAnsiTheme="majorHAnsi" w:cstheme="majorBidi"/>
+      <w:rFonts/>
       <w:b/>
       <w:bCs/>
       <w:color w:val="4F81BD" w:themeColor="accent1"/>
@@ -1270,7 +1087,7 @@
     <w:uiPriority w:val="9"/>
     <w:rsid w:val="00FC693F"/>
     <w:rPr>
-      <w:rFonts w:asciiTheme="majorHAnsi" w:eastAsiaTheme="majorEastAsia" w:hAnsiTheme="majorHAnsi" w:cstheme="majorBidi"/>
+      <w:rFonts/>
       <w:b/>
       <w:bCs/>
       <w:color w:val="4F81BD" w:themeColor="accent1"/>
@@ -1285,19 +1102,17 @@
     <w:qFormat/>
     <w:rsid w:val="00FC693F"/>
     <w:pPr>
-      <w:pBdr>
-        <w:bottom w:val="single" w:sz="8" w:space="4" w:color="4F81BD" w:themeColor="accent1"/>
-      </w:pBdr>
-      <w:spacing w:after="300" w:line="240" w:lineRule="auto"/>
+      <w:spacing w:after="120" w:line="259" w:lineRule="auto"/>
       <w:contextualSpacing/>
     </w:pPr>
     <w:rPr>
-      <w:rFonts w:asciiTheme="majorHAnsi" w:eastAsiaTheme="majorEastAsia" w:hAnsiTheme="majorHAnsi" w:cstheme="majorBidi"/>
-      <w:color w:val="17365D" w:themeColor="text2" w:themeShade="BF"/>
+      <w:rFonts w:ascii="Times New Roman" w:hAnsi="Times New Roman"/>
+      <w:color w:val="000000"/>
       <w:spacing w:val="5"/>
       <w:kern w:val="28"/>
-      <w:sz w:val="52"/>
+      <w:sz w:val="40"/>
       <w:szCs w:val="52"/>
+      <w:lang w:val="az-Latn-AZ"/>
     </w:rPr>
   </w:style>
   <w:style w:type="character" w:customStyle="1" w:styleId="TitleChar">
@@ -1307,7 +1122,7 @@
     <w:uiPriority w:val="10"/>
     <w:rsid w:val="00FC693F"/>
     <w:rPr>
-      <w:rFonts w:asciiTheme="majorHAnsi" w:eastAsiaTheme="majorEastAsia" w:hAnsiTheme="majorHAnsi" w:cstheme="majorBidi"/>
+      <w:rFonts/>
       <w:color w:val="17365D" w:themeColor="text2" w:themeShade="BF"/>
       <w:spacing w:val="5"/>
       <w:kern w:val="28"/>
@@ -1329,7 +1144,7 @@
       </w:numPr>
     </w:pPr>
     <w:rPr>
-      <w:rFonts w:asciiTheme="majorHAnsi" w:eastAsiaTheme="majorEastAsia" w:hAnsiTheme="majorHAnsi" w:cstheme="majorBidi"/>
+      <w:rFonts/>
       <w:i/>
       <w:iCs/>
       <w:color w:val="4F81BD" w:themeColor="accent1"/>
@@ -1345,7 +1160,7 @@
     <w:uiPriority w:val="11"/>
     <w:rsid w:val="00FC693F"/>
     <w:rPr>
-      <w:rFonts w:asciiTheme="majorHAnsi" w:eastAsiaTheme="majorEastAsia" w:hAnsiTheme="majorHAnsi" w:cstheme="majorBidi"/>
+      <w:rFonts/>
       <w:i/>
       <w:iCs/>
       <w:color w:val="4F81BD" w:themeColor="accent1"/>
@@ -1470,8 +1285,15 @@
       <w:numPr>
         <w:numId w:val="1"/>
       </w:numPr>
+      <w:spacing w:after="120" w:line="259" w:lineRule="auto"/>
       <w:contextualSpacing/>
     </w:pPr>
+    <w:rPr>
+      <w:rFonts w:ascii="Times New Roman" w:hAnsi="Times New Roman"/>
+      <w:color w:val="000000"/>
+      <w:sz w:val="24"/>
+      <w:lang w:val="az-Latn-AZ"/>
+    </w:rPr>
   </w:style>
   <w:style w:type="paragraph" w:styleId="ListBullet2">
     <w:name w:val="List Bullet 2"/>
@@ -1643,7 +1465,7 @@
     <w:semiHidden/>
     <w:rsid w:val="00FC693F"/>
     <w:rPr>
-      <w:rFonts w:asciiTheme="majorHAnsi" w:eastAsiaTheme="majorEastAsia" w:hAnsiTheme="majorHAnsi" w:cstheme="majorBidi"/>
+      <w:rFonts/>
       <w:b/>
       <w:bCs/>
       <w:i/>
@@ -1659,7 +1481,7 @@
     <w:semiHidden/>
     <w:rsid w:val="00FC693F"/>
     <w:rPr>
-      <w:rFonts w:asciiTheme="majorHAnsi" w:eastAsiaTheme="majorEastAsia" w:hAnsiTheme="majorHAnsi" w:cstheme="majorBidi"/>
+      <w:rFonts/>
       <w:color w:val="243F60" w:themeColor="accent1" w:themeShade="7F"/>
     </w:rPr>
   </w:style>
@@ -1671,7 +1493,7 @@
     <w:semiHidden/>
     <w:rsid w:val="00FC693F"/>
     <w:rPr>
-      <w:rFonts w:asciiTheme="majorHAnsi" w:eastAsiaTheme="majorEastAsia" w:hAnsiTheme="majorHAnsi" w:cstheme="majorBidi"/>
+      <w:rFonts/>
       <w:i/>
       <w:iCs/>
       <w:color w:val="243F60" w:themeColor="accent1" w:themeShade="7F"/>
@@ -1685,7 +1507,7 @@
     <w:semiHidden/>
     <w:rsid w:val="00FC693F"/>
     <w:rPr>
-      <w:rFonts w:asciiTheme="majorHAnsi" w:eastAsiaTheme="majorEastAsia" w:hAnsiTheme="majorHAnsi" w:cstheme="majorBidi"/>
+      <w:rFonts/>
       <w:i/>
       <w:iCs/>
       <w:color w:val="404040" w:themeColor="text1" w:themeTint="BF"/>
@@ -1699,7 +1521,7 @@
     <w:semiHidden/>
     <w:rsid w:val="00FC693F"/>
     <w:rPr>
-      <w:rFonts w:asciiTheme="majorHAnsi" w:eastAsiaTheme="majorEastAsia" w:hAnsiTheme="majorHAnsi" w:cstheme="majorBidi"/>
+      <w:rFonts/>
       <w:color w:val="4F81BD" w:themeColor="accent1"/>
       <w:sz w:val="20"/>
       <w:szCs w:val="20"/>
@@ -1713,7 +1535,7 @@
     <w:semiHidden/>
     <w:rsid w:val="00FC693F"/>
     <w:rPr>
-      <w:rFonts w:asciiTheme="majorHAnsi" w:eastAsiaTheme="majorEastAsia" w:hAnsiTheme="majorHAnsi" w:cstheme="majorBidi"/>
+      <w:rFonts/>
       <w:i/>
       <w:iCs/>
       <w:color w:val="404040" w:themeColor="text1" w:themeTint="BF"/>
@@ -1772,9 +1594,6 @@
     <w:qFormat/>
     <w:rsid w:val="00FC693F"/>
     <w:pPr>
-      <w:pBdr>
-        <w:bottom w:val="single" w:sz="4" w:space="4" w:color="4F81BD" w:themeColor="accent1"/>
-      </w:pBdr>
       <w:spacing w:before="200" w:after="280"/>
       <w:ind w:left="936" w:right="936"/>
     </w:pPr>
@@ -3302,7 +3121,7 @@
         <w:spacing w:before="0" w:after="0" w:line="240" w:lineRule="auto"/>
       </w:pPr>
       <w:rPr>
-        <w:rFonts w:asciiTheme="majorHAnsi" w:eastAsiaTheme="majorEastAsia" w:hAnsiTheme="majorHAnsi" w:cstheme="majorBidi"/>
+        <w:rFonts/>
         <w:b/>
         <w:bCs/>
       </w:rPr>
@@ -3323,7 +3142,7 @@
         <w:spacing w:before="0" w:after="0" w:line="240" w:lineRule="auto"/>
       </w:pPr>
       <w:rPr>
-        <w:rFonts w:asciiTheme="majorHAnsi" w:eastAsiaTheme="majorEastAsia" w:hAnsiTheme="majorHAnsi" w:cstheme="majorBidi"/>
+        <w:rFonts/>
         <w:b/>
         <w:bCs/>
       </w:rPr>
@@ -3341,14 +3160,14 @@
     </w:tblStylePr>
     <w:tblStylePr w:type="firstCol">
       <w:rPr>
-        <w:rFonts w:asciiTheme="majorHAnsi" w:eastAsiaTheme="majorEastAsia" w:hAnsiTheme="majorHAnsi" w:cstheme="majorBidi"/>
+        <w:rFonts/>
         <w:b/>
         <w:bCs/>
       </w:rPr>
     </w:tblStylePr>
     <w:tblStylePr w:type="lastCol">
       <w:rPr>
-        <w:rFonts w:asciiTheme="majorHAnsi" w:eastAsiaTheme="majorEastAsia" w:hAnsiTheme="majorHAnsi" w:cstheme="majorBidi"/>
+        <w:rFonts/>
         <w:b/>
         <w:bCs/>
       </w:rPr>
@@ -3432,7 +3251,7 @@
         <w:spacing w:before="0" w:after="0" w:line="240" w:lineRule="auto"/>
       </w:pPr>
       <w:rPr>
-        <w:rFonts w:asciiTheme="majorHAnsi" w:eastAsiaTheme="majorEastAsia" w:hAnsiTheme="majorHAnsi" w:cstheme="majorBidi"/>
+        <w:rFonts/>
         <w:b/>
         <w:bCs/>
       </w:rPr>
@@ -3453,7 +3272,7 @@
         <w:spacing w:before="0" w:after="0" w:line="240" w:lineRule="auto"/>
       </w:pPr>
       <w:rPr>
-        <w:rFonts w:asciiTheme="majorHAnsi" w:eastAsiaTheme="majorEastAsia" w:hAnsiTheme="majorHAnsi" w:cstheme="majorBidi"/>
+        <w:rFonts/>
         <w:b/>
         <w:bCs/>
       </w:rPr>
@@ -3471,14 +3290,14 @@
     </w:tblStylePr>
     <w:tblStylePr w:type="firstCol">
       <w:rPr>
-        <w:rFonts w:asciiTheme="majorHAnsi" w:eastAsiaTheme="majorEastAsia" w:hAnsiTheme="majorHAnsi" w:cstheme="majorBidi"/>
+        <w:rFonts/>
         <w:b/>
         <w:bCs/>
       </w:rPr>
     </w:tblStylePr>
     <w:tblStylePr w:type="lastCol">
       <w:rPr>
-        <w:rFonts w:asciiTheme="majorHAnsi" w:eastAsiaTheme="majorEastAsia" w:hAnsiTheme="majorHAnsi" w:cstheme="majorBidi"/>
+        <w:rFonts/>
         <w:b/>
         <w:bCs/>
       </w:rPr>
@@ -3562,7 +3381,7 @@
         <w:spacing w:before="0" w:after="0" w:line="240" w:lineRule="auto"/>
       </w:pPr>
       <w:rPr>
-        <w:rFonts w:asciiTheme="majorHAnsi" w:eastAsiaTheme="majorEastAsia" w:hAnsiTheme="majorHAnsi" w:cstheme="majorBidi"/>
+        <w:rFonts/>
         <w:b/>
         <w:bCs/>
       </w:rPr>
@@ -3583,7 +3402,7 @@
         <w:spacing w:before="0" w:after="0" w:line="240" w:lineRule="auto"/>
       </w:pPr>
       <w:rPr>
-        <w:rFonts w:asciiTheme="majorHAnsi" w:eastAsiaTheme="majorEastAsia" w:hAnsiTheme="majorHAnsi" w:cstheme="majorBidi"/>
+        <w:rFonts/>
         <w:b/>
         <w:bCs/>
       </w:rPr>
@@ -3601,14 +3420,14 @@
     </w:tblStylePr>
     <w:tblStylePr w:type="firstCol">
       <w:rPr>
-        <w:rFonts w:asciiTheme="majorHAnsi" w:eastAsiaTheme="majorEastAsia" w:hAnsiTheme="majorHAnsi" w:cstheme="majorBidi"/>
+        <w:rFonts/>
         <w:b/>
         <w:bCs/>
       </w:rPr>
     </w:tblStylePr>
     <w:tblStylePr w:type="lastCol">
       <w:rPr>
-        <w:rFonts w:asciiTheme="majorHAnsi" w:eastAsiaTheme="majorEastAsia" w:hAnsiTheme="majorHAnsi" w:cstheme="majorBidi"/>
+        <w:rFonts/>
         <w:b/>
         <w:bCs/>
       </w:rPr>
@@ -3692,7 +3511,7 @@
         <w:spacing w:before="0" w:after="0" w:line="240" w:lineRule="auto"/>
       </w:pPr>
       <w:rPr>
-        <w:rFonts w:asciiTheme="majorHAnsi" w:eastAsiaTheme="majorEastAsia" w:hAnsiTheme="majorHAnsi" w:cstheme="majorBidi"/>
+        <w:rFonts/>
         <w:b/>
         <w:bCs/>
       </w:rPr>
@@ -3713,7 +3532,7 @@
         <w:spacing w:before="0" w:after="0" w:line="240" w:lineRule="auto"/>
       </w:pPr>
       <w:rPr>
-        <w:rFonts w:asciiTheme="majorHAnsi" w:eastAsiaTheme="majorEastAsia" w:hAnsiTheme="majorHAnsi" w:cstheme="majorBidi"/>
+        <w:rFonts/>
         <w:b/>
         <w:bCs/>
       </w:rPr>
@@ -3731,14 +3550,14 @@
     </w:tblStylePr>
     <w:tblStylePr w:type="firstCol">
       <w:rPr>
-        <w:rFonts w:asciiTheme="majorHAnsi" w:eastAsiaTheme="majorEastAsia" w:hAnsiTheme="majorHAnsi" w:cstheme="majorBidi"/>
+        <w:rFonts/>
         <w:b/>
         <w:bCs/>
       </w:rPr>
     </w:tblStylePr>
     <w:tblStylePr w:type="lastCol">
       <w:rPr>
-        <w:rFonts w:asciiTheme="majorHAnsi" w:eastAsiaTheme="majorEastAsia" w:hAnsiTheme="majorHAnsi" w:cstheme="majorBidi"/>
+        <w:rFonts/>
         <w:b/>
         <w:bCs/>
       </w:rPr>
@@ -3822,7 +3641,7 @@
         <w:spacing w:before="0" w:after="0" w:line="240" w:lineRule="auto"/>
       </w:pPr>
       <w:rPr>
-        <w:rFonts w:asciiTheme="majorHAnsi" w:eastAsiaTheme="majorEastAsia" w:hAnsiTheme="majorHAnsi" w:cstheme="majorBidi"/>
+        <w:rFonts/>
         <w:b/>
         <w:bCs/>
       </w:rPr>
@@ -3843,7 +3662,7 @@
         <w:spacing w:before="0" w:after="0" w:line="240" w:lineRule="auto"/>
       </w:pPr>
       <w:rPr>
-        <w:rFonts w:asciiTheme="majorHAnsi" w:eastAsiaTheme="majorEastAsia" w:hAnsiTheme="majorHAnsi" w:cstheme="majorBidi"/>
+        <w:rFonts/>
         <w:b/>
         <w:bCs/>
       </w:rPr>
@@ -3861,14 +3680,14 @@
     </w:tblStylePr>
     <w:tblStylePr w:type="firstCol">
       <w:rPr>
-        <w:rFonts w:asciiTheme="majorHAnsi" w:eastAsiaTheme="majorEastAsia" w:hAnsiTheme="majorHAnsi" w:cstheme="majorBidi"/>
+        <w:rFonts/>
         <w:b/>
         <w:bCs/>
       </w:rPr>
     </w:tblStylePr>
     <w:tblStylePr w:type="lastCol">
       <w:rPr>
-        <w:rFonts w:asciiTheme="majorHAnsi" w:eastAsiaTheme="majorEastAsia" w:hAnsiTheme="majorHAnsi" w:cstheme="majorBidi"/>
+        <w:rFonts/>
         <w:b/>
         <w:bCs/>
       </w:rPr>
@@ -3952,7 +3771,7 @@
         <w:spacing w:before="0" w:after="0" w:line="240" w:lineRule="auto"/>
       </w:pPr>
       <w:rPr>
-        <w:rFonts w:asciiTheme="majorHAnsi" w:eastAsiaTheme="majorEastAsia" w:hAnsiTheme="majorHAnsi" w:cstheme="majorBidi"/>
+        <w:rFonts/>
         <w:b/>
         <w:bCs/>
       </w:rPr>
@@ -3973,7 +3792,7 @@
         <w:spacing w:before="0" w:after="0" w:line="240" w:lineRule="auto"/>
       </w:pPr>
       <w:rPr>
-        <w:rFonts w:asciiTheme="majorHAnsi" w:eastAsiaTheme="majorEastAsia" w:hAnsiTheme="majorHAnsi" w:cstheme="majorBidi"/>
+        <w:rFonts/>
         <w:b/>
         <w:bCs/>
       </w:rPr>
@@ -3991,14 +3810,14 @@
     </w:tblStylePr>
     <w:tblStylePr w:type="firstCol">
       <w:rPr>
-        <w:rFonts w:asciiTheme="majorHAnsi" w:eastAsiaTheme="majorEastAsia" w:hAnsiTheme="majorHAnsi" w:cstheme="majorBidi"/>
+        <w:rFonts/>
         <w:b/>
         <w:bCs/>
       </w:rPr>
     </w:tblStylePr>
     <w:tblStylePr w:type="lastCol">
       <w:rPr>
-        <w:rFonts w:asciiTheme="majorHAnsi" w:eastAsiaTheme="majorEastAsia" w:hAnsiTheme="majorHAnsi" w:cstheme="majorBidi"/>
+        <w:rFonts/>
         <w:b/>
         <w:bCs/>
       </w:rPr>
@@ -4082,7 +3901,7 @@
         <w:spacing w:before="0" w:after="0" w:line="240" w:lineRule="auto"/>
       </w:pPr>
       <w:rPr>
-        <w:rFonts w:asciiTheme="majorHAnsi" w:eastAsiaTheme="majorEastAsia" w:hAnsiTheme="majorHAnsi" w:cstheme="majorBidi"/>
+        <w:rFonts/>
         <w:b/>
         <w:bCs/>
       </w:rPr>
@@ -4103,7 +3922,7 @@
         <w:spacing w:before="0" w:after="0" w:line="240" w:lineRule="auto"/>
       </w:pPr>
       <w:rPr>
-        <w:rFonts w:asciiTheme="majorHAnsi" w:eastAsiaTheme="majorEastAsia" w:hAnsiTheme="majorHAnsi" w:cstheme="majorBidi"/>
+        <w:rFonts/>
         <w:b/>
         <w:bCs/>
       </w:rPr>
@@ -4121,14 +3940,14 @@
     </w:tblStylePr>
     <w:tblStylePr w:type="firstCol">
       <w:rPr>
-        <w:rFonts w:asciiTheme="majorHAnsi" w:eastAsiaTheme="majorEastAsia" w:hAnsiTheme="majorHAnsi" w:cstheme="majorBidi"/>
+        <w:rFonts/>
         <w:b/>
         <w:bCs/>
       </w:rPr>
     </w:tblStylePr>
     <w:tblStylePr w:type="lastCol">
       <w:rPr>
-        <w:rFonts w:asciiTheme="majorHAnsi" w:eastAsiaTheme="majorEastAsia" w:hAnsiTheme="majorHAnsi" w:cstheme="majorBidi"/>
+        <w:rFonts/>
         <w:b/>
         <w:bCs/>
       </w:rPr>
@@ -5993,7 +5812,7 @@
     </w:tblPr>
     <w:tblStylePr w:type="firstRow">
       <w:rPr>
-        <w:rFonts w:asciiTheme="majorHAnsi" w:eastAsiaTheme="majorEastAsia" w:hAnsiTheme="majorHAnsi" w:cstheme="majorBidi"/>
+        <w:rFonts/>
       </w:rPr>
       <w:tblPr/>
       <w:tcPr>
@@ -6077,7 +5896,7 @@
     </w:tblPr>
     <w:tblStylePr w:type="firstRow">
       <w:rPr>
-        <w:rFonts w:asciiTheme="majorHAnsi" w:eastAsiaTheme="majorEastAsia" w:hAnsiTheme="majorHAnsi" w:cstheme="majorBidi"/>
+        <w:rFonts/>
       </w:rPr>
       <w:tblPr/>
       <w:tcPr>
@@ -6161,7 +5980,7 @@
     </w:tblPr>
     <w:tblStylePr w:type="firstRow">
       <w:rPr>
-        <w:rFonts w:asciiTheme="majorHAnsi" w:eastAsiaTheme="majorEastAsia" w:hAnsiTheme="majorHAnsi" w:cstheme="majorBidi"/>
+        <w:rFonts/>
       </w:rPr>
       <w:tblPr/>
       <w:tcPr>
@@ -6245,7 +6064,7 @@
     </w:tblPr>
     <w:tblStylePr w:type="firstRow">
       <w:rPr>
-        <w:rFonts w:asciiTheme="majorHAnsi" w:eastAsiaTheme="majorEastAsia" w:hAnsiTheme="majorHAnsi" w:cstheme="majorBidi"/>
+        <w:rFonts/>
       </w:rPr>
       <w:tblPr/>
       <w:tcPr>
@@ -6329,7 +6148,7 @@
     </w:tblPr>
     <w:tblStylePr w:type="firstRow">
       <w:rPr>
-        <w:rFonts w:asciiTheme="majorHAnsi" w:eastAsiaTheme="majorEastAsia" w:hAnsiTheme="majorHAnsi" w:cstheme="majorBidi"/>
+        <w:rFonts/>
       </w:rPr>
       <w:tblPr/>
       <w:tcPr>
@@ -6413,7 +6232,7 @@
     </w:tblPr>
     <w:tblStylePr w:type="firstRow">
       <w:rPr>
-        <w:rFonts w:asciiTheme="majorHAnsi" w:eastAsiaTheme="majorEastAsia" w:hAnsiTheme="majorHAnsi" w:cstheme="majorBidi"/>
+        <w:rFonts/>
       </w:rPr>
       <w:tblPr/>
       <w:tcPr>
@@ -6497,7 +6316,7 @@
     </w:tblPr>
     <w:tblStylePr w:type="firstRow">
       <w:rPr>
-        <w:rFonts w:asciiTheme="majorHAnsi" w:eastAsiaTheme="majorEastAsia" w:hAnsiTheme="majorHAnsi" w:cstheme="majorBidi"/>
+        <w:rFonts/>
       </w:rPr>
       <w:tblPr/>
       <w:tcPr>
@@ -6562,7 +6381,7 @@
       <w:spacing w:after="0" w:line="240" w:lineRule="auto"/>
     </w:pPr>
     <w:rPr>
-      <w:rFonts w:asciiTheme="majorHAnsi" w:eastAsiaTheme="majorEastAsia" w:hAnsiTheme="majorHAnsi" w:cstheme="majorBidi"/>
+      <w:rFonts/>
       <w:color w:val="000000" w:themeColor="text1"/>
     </w:rPr>
     <w:tblPr>
@@ -6690,7 +6509,7 @@
       <w:spacing w:after="0" w:line="240" w:lineRule="auto"/>
     </w:pPr>
     <w:rPr>
-      <w:rFonts w:asciiTheme="majorHAnsi" w:eastAsiaTheme="majorEastAsia" w:hAnsiTheme="majorHAnsi" w:cstheme="majorBidi"/>
+      <w:rFonts/>
       <w:color w:val="000000" w:themeColor="text1"/>
     </w:rPr>
     <w:tblPr>
@@ -6818,7 +6637,7 @@
       <w:spacing w:after="0" w:line="240" w:lineRule="auto"/>
     </w:pPr>
     <w:rPr>
-      <w:rFonts w:asciiTheme="majorHAnsi" w:eastAsiaTheme="majorEastAsia" w:hAnsiTheme="majorHAnsi" w:cstheme="majorBidi"/>
+      <w:rFonts/>
       <w:color w:val="000000" w:themeColor="text1"/>
     </w:rPr>
     <w:tblPr>
@@ -6946,7 +6765,7 @@
       <w:spacing w:after="0" w:line="240" w:lineRule="auto"/>
     </w:pPr>
     <w:rPr>
-      <w:rFonts w:asciiTheme="majorHAnsi" w:eastAsiaTheme="majorEastAsia" w:hAnsiTheme="majorHAnsi" w:cstheme="majorBidi"/>
+      <w:rFonts/>
       <w:color w:val="000000" w:themeColor="text1"/>
     </w:rPr>
     <w:tblPr>
@@ -7074,7 +6893,7 @@
       <w:spacing w:after="0" w:line="240" w:lineRule="auto"/>
     </w:pPr>
     <w:rPr>
-      <w:rFonts w:asciiTheme="majorHAnsi" w:eastAsiaTheme="majorEastAsia" w:hAnsiTheme="majorHAnsi" w:cstheme="majorBidi"/>
+      <w:rFonts/>
       <w:color w:val="000000" w:themeColor="text1"/>
     </w:rPr>
     <w:tblPr>
@@ -7202,7 +7021,7 @@
       <w:spacing w:after="0" w:line="240" w:lineRule="auto"/>
     </w:pPr>
     <w:rPr>
-      <w:rFonts w:asciiTheme="majorHAnsi" w:eastAsiaTheme="majorEastAsia" w:hAnsiTheme="majorHAnsi" w:cstheme="majorBidi"/>
+      <w:rFonts/>
       <w:color w:val="000000" w:themeColor="text1"/>
     </w:rPr>
     <w:tblPr>
@@ -7330,7 +7149,7 @@
       <w:spacing w:after="0" w:line="240" w:lineRule="auto"/>
     </w:pPr>
     <w:rPr>
-      <w:rFonts w:asciiTheme="majorHAnsi" w:eastAsiaTheme="majorEastAsia" w:hAnsiTheme="majorHAnsi" w:cstheme="majorBidi"/>
+      <w:rFonts/>
       <w:color w:val="000000" w:themeColor="text1"/>
     </w:rPr>
     <w:tblPr>
@@ -7969,7 +7788,7 @@
       <w:spacing w:after="0" w:line="240" w:lineRule="auto"/>
     </w:pPr>
     <w:rPr>
-      <w:rFonts w:asciiTheme="majorHAnsi" w:eastAsiaTheme="majorEastAsia" w:hAnsiTheme="majorHAnsi" w:cstheme="majorBidi"/>
+      <w:rFonts/>
       <w:color w:val="000000" w:themeColor="text1"/>
     </w:rPr>
     <w:tblPr>
@@ -8094,7 +7913,7 @@
       <w:spacing w:after="0" w:line="240" w:lineRule="auto"/>
     </w:pPr>
     <w:rPr>
-      <w:rFonts w:asciiTheme="majorHAnsi" w:eastAsiaTheme="majorEastAsia" w:hAnsiTheme="majorHAnsi" w:cstheme="majorBidi"/>
+      <w:rFonts/>
       <w:color w:val="000000" w:themeColor="text1"/>
     </w:rPr>
     <w:tblPr>
@@ -8219,7 +8038,7 @@
       <w:spacing w:after="0" w:line="240" w:lineRule="auto"/>
     </w:pPr>
     <w:rPr>
-      <w:rFonts w:asciiTheme="majorHAnsi" w:eastAsiaTheme="majorEastAsia" w:hAnsiTheme="majorHAnsi" w:cstheme="majorBidi"/>
+      <w:rFonts/>
       <w:color w:val="000000" w:themeColor="text1"/>
     </w:rPr>
     <w:tblPr>
@@ -8344,7 +8163,7 @@
       <w:spacing w:after="0" w:line="240" w:lineRule="auto"/>
     </w:pPr>
     <w:rPr>
-      <w:rFonts w:asciiTheme="majorHAnsi" w:eastAsiaTheme="majorEastAsia" w:hAnsiTheme="majorHAnsi" w:cstheme="majorBidi"/>
+      <w:rFonts/>
       <w:color w:val="000000" w:themeColor="text1"/>
     </w:rPr>
     <w:tblPr>
@@ -8469,7 +8288,7 @@
       <w:spacing w:after="0" w:line="240" w:lineRule="auto"/>
     </w:pPr>
     <w:rPr>
-      <w:rFonts w:asciiTheme="majorHAnsi" w:eastAsiaTheme="majorEastAsia" w:hAnsiTheme="majorHAnsi" w:cstheme="majorBidi"/>
+      <w:rFonts/>
       <w:color w:val="000000" w:themeColor="text1"/>
     </w:rPr>
     <w:tblPr>
@@ -8594,7 +8413,7 @@
       <w:spacing w:after="0" w:line="240" w:lineRule="auto"/>
     </w:pPr>
     <w:rPr>
-      <w:rFonts w:asciiTheme="majorHAnsi" w:eastAsiaTheme="majorEastAsia" w:hAnsiTheme="majorHAnsi" w:cstheme="majorBidi"/>
+      <w:rFonts/>
       <w:color w:val="000000" w:themeColor="text1"/>
     </w:rPr>
     <w:tblPr>
@@ -8719,7 +8538,7 @@
       <w:spacing w:after="0" w:line="240" w:lineRule="auto"/>
     </w:pPr>
     <w:rPr>
-      <w:rFonts w:asciiTheme="majorHAnsi" w:eastAsiaTheme="majorEastAsia" w:hAnsiTheme="majorHAnsi" w:cstheme="majorBidi"/>
+      <w:rFonts/>
       <w:color w:val="000000" w:themeColor="text1"/>
     </w:rPr>
     <w:tblPr>

--- a/az/discovery-articles/6.29 SMS və ani mesajlaşma.docx
+++ b/az/discovery-articles/6.29 SMS və ani mesajlaşma.docx
@@ -120,7 +120,7 @@
         <w:widowControl/>
       </w:pPr>
       <w:r>
-        <w:t>Kim kəşf edib və ya yaradıb</w:t>
+        <w:t xml:space="preserve">Kim yaradıb</w:t>
       </w:r>
     </w:p>
     <w:p>
@@ -128,7 +128,7 @@
         <w:widowControl/>
       </w:pPr>
       <w:r>
-        <w:t>GSM komitələri və Fridhelm Hillebrand kimi mühəndislər SMS-i şəbəkə xidməti kimi müəyyənləşdirməyə kömək etdilər. Operatorlar və telefon istehsalçıları göndərmə və qəbul imkanlarını qurdu. Ayrı proqram şirkətləri fərdi kompüterlər üçün ICQ — adı ingiliscə «I seek you», yəni «səni axtarıram» ifadəsini səsləndirir — və AOL Instant Messenger, qısaca AIM kimi ani mesajlaşma proqramları yaratdı. Sonrakı platformalar SMS vərdişlərini internet söhbəti ilə birləşdirdi. Nəticə həm standartların, həm də məhsulların birgə töhfəsidir.</w:t>
+        <w:t xml:space="preserve">GSM komitələri və Fridhelm Hillebrand kimi mühəndislər SMS-i şəbəkə xidməti kimi müəyyənləşdirməyə kömək etdilər. Operatorlar və telefon istehsalçıları göndərmə və qəbul imkanlarını qurdu. Ayrı proqram şirkətləri fərdi kompüterlər üçün ICQ (adı «səni axtarıram» kimi səslənir) və AOL Instant Messenger, qısaca AIM kimi ani mesajlaşma proqramları yaratdı. Sonrakı platformalar SMS vərdişlərini internet söhbəti ilə birləşdirdi. Nəticə həm standartların, həm də məhsulların birgə töhfəsidir.</w:t>
       </w:r>
     </w:p>
     <w:p>
@@ -217,7 +217,7 @@
         <w:rPr>
           <w:sz w:val="20"/>
         </w:rPr>
-        <w:t>A Kitablar və əsas elmi əsərlər</w:t>
+        <w:t>Kitablar və əsas elmi əsərlər</w:t>
       </w:r>
     </w:p>
     <w:p>
@@ -240,7 +240,7 @@
         <w:rPr>
           <w:sz w:val="20"/>
         </w:rPr>
-        <w:t>C Qurumların materialları və ensiklopedik mənbələr</w:t>
+        <w:t>Qurumların materialları və ensiklopedik mənbələr</w:t>
       </w:r>
     </w:p>
     <w:p>
@@ -276,7 +276,7 @@
         <w:rPr>
           <w:sz w:val="20"/>
         </w:rPr>
-        <w:t>D Muzey arxiv və kitabxana materialları</w:t>
+        <w:t>Muzey arxiv və kitabxana materialları</w:t>
       </w:r>
     </w:p>
     <w:p>
@@ -336,7 +336,7 @@
         <w:rPr>
           <w:sz w:val="20"/>
         </w:rPr>
-        <w:t>J Mətbuat elmi kütləvi nəşrlər və ümumi mənbələr</w:t>
+        <w:t>Mətbuat elmi kütləvi nəşrlər və ümumi mənbələr</w:t>
       </w:r>
     </w:p>
     <w:p>
